--- a/doc/第三章_修订版.docx
+++ b/doc/第三章_修订版.docx
@@ -38,7 +38,7 @@
           <w:b w:val="0"/>
           <w:sz w:val="21"/>
         </w:rPr>
-        <w:t>本章所有实验在同一软硬件环境下完成。硬件平台为搭载两块 Ascend 910 的服务器，软件栈为 CANN 9.0.0、Triton-Ascend 3.2.1 与 torch_npu 2.7.1。实验对象为 50 个 Triton 算子，每个算子提供 2 个初始种子实现与 1 个测试脚本，共 100 个种子源码文件与 50 个测试脚本；另有 150 条历史基线记录作为参考，本章不直接引用该记录，参考实现延迟均在当前环境下重新测量。</w:t>
+        <w:t>实验对象为竞赛方提供的 50 个 Triton 算子（官方原始实现，未经人工优化），每个算子提供 2 个初始种子实现与 1 个测试脚本。全部 50 个算子均在当前环境下完成基线重测，参考实现延迟与最快种子延迟由此得到。需要说明的是，其中 3 个算子（reduce_segments、_silu_mul_fp8_quant_deep_gemm、softplus）的官方种子实现在当前软硬件环境下无法通过评测；为使实验覆盖完整，这 3 个算子的初始种子改用同源的历史产物作为可运行起点（该起点与本文方法的输出无关），其影响在 3.1 节单独说明。</w:t>
       </w:r>
     </w:p>
     <w:p>
@@ -172,6 +172,8 @@
         <w:gridCol w:w="1728"/>
         <w:gridCol w:w="1728"/>
         <w:gridCol w:w="1728"/>
+        <w:gridCol w:w="1224"/>
+        <w:gridCol w:w="1224"/>
       </w:tblGrid>
       <w:tr>
         <w:tc>
@@ -236,17 +238,8 @@
             <w:tcW w:type="dxa" w:w="1701"/>
           </w:tcPr>
           <w:p>
-            <w:pPr>
-              <w:jc w:val="center"/>
-            </w:pPr>
-            <w:r/>
             <w:r>
-              <w:rPr>
-                <w:rFonts w:ascii="黑体" w:hAnsi="黑体" w:eastAsia="黑体"/>
-                <w:b/>
-                <w:sz w:val="19"/>
-              </w:rPr>
-              <w:t>参与统计算子数</w:t>
+              <w:t>中位数F</w:t>
             </w:r>
           </w:p>
         </w:tc>
@@ -255,16 +248,27 @@
             <w:tcW w:type="dxa" w:w="1587"/>
           </w:tcPr>
           <w:p>
-            <w:pPr>
-              <w:jc w:val="center"/>
-            </w:pPr>
-            <w:r/>
             <w:r>
-              <w:rPr>
-                <w:rFonts w:ascii="黑体" w:hAnsi="黑体" w:eastAsia="黑体"/>
-                <w:b/>
-                <w:sz w:val="19"/>
-              </w:rPr>
+              <w:t>中位数S</w:t>
+            </w:r>
+          </w:p>
+        </w:tc>
+        <w:tc>
+          <w:tcPr>
+            <w:tcW w:type="dxa" w:w="1224"/>
+          </w:tcPr>
+          <w:p>
+            <w:r>
+              <w:t>参与统计算子数</w:t>
+            </w:r>
+          </w:p>
+        </w:tc>
+        <w:tc>
+          <w:tcPr>
+            <w:tcW w:type="dxa" w:w="1224"/>
+          </w:tcPr>
+          <w:p>
+            <w:r>
               <w:t>大模型调用数</w:t>
             </w:r>
           </w:p>
@@ -295,16 +299,7 @@
             <w:tcW w:type="dxa" w:w="1361"/>
           </w:tcPr>
           <w:p>
-            <w:pPr>
-              <w:jc w:val="center"/>
-            </w:pPr>
-            <w:r/>
             <w:r>
-              <w:rPr>
-                <w:rFonts w:ascii="宋体" w:hAnsi="宋体" w:eastAsia="宋体"/>
-                <w:b w:val="0"/>
-                <w:sz w:val="19"/>
-              </w:rPr>
               <w:t>—</w:t>
             </w:r>
           </w:p>
@@ -314,17 +309,8 @@
             <w:tcW w:type="dxa" w:w="1361"/>
           </w:tcPr>
           <w:p>
-            <w:pPr>
-              <w:jc w:val="center"/>
-            </w:pPr>
-            <w:r/>
             <w:r>
-              <w:rPr>
-                <w:rFonts w:ascii="宋体" w:hAnsi="宋体" w:eastAsia="宋体"/>
-                <w:b w:val="0"/>
-                <w:sz w:val="19"/>
-              </w:rPr>
-              <w:t>1.000</w:t>
+              <w:t>1.0000</w:t>
             </w:r>
           </w:p>
         </w:tc>
@@ -333,17 +319,8 @@
             <w:tcW w:type="dxa" w:w="1701"/>
           </w:tcPr>
           <w:p>
-            <w:pPr>
-              <w:jc w:val="center"/>
-            </w:pPr>
-            <w:r/>
             <w:r>
-              <w:rPr>
-                <w:rFonts w:ascii="宋体" w:hAnsi="宋体" w:eastAsia="宋体"/>
-                <w:b w:val="0"/>
-                <w:sz w:val="19"/>
-              </w:rPr>
-              <w:t>50</w:t>
+              <w:t>—</w:t>
             </w:r>
           </w:p>
         </w:tc>
@@ -352,16 +329,27 @@
             <w:tcW w:type="dxa" w:w="1587"/>
           </w:tcPr>
           <w:p>
-            <w:pPr>
-              <w:jc w:val="center"/>
-            </w:pPr>
-            <w:r/>
             <w:r>
-              <w:rPr>
-                <w:rFonts w:ascii="宋体" w:hAnsi="宋体" w:eastAsia="宋体"/>
-                <w:b w:val="0"/>
-                <w:sz w:val="19"/>
-              </w:rPr>
+              <w:t>1.0000</w:t>
+            </w:r>
+          </w:p>
+        </w:tc>
+        <w:tc>
+          <w:tcPr>
+            <w:tcW w:type="dxa" w:w="1224"/>
+          </w:tcPr>
+          <w:p>
+            <w:r>
+              <w:t>50</w:t>
+            </w:r>
+          </w:p>
+        </w:tc>
+        <w:tc>
+          <w:tcPr>
+            <w:tcW w:type="dxa" w:w="1224"/>
+          </w:tcPr>
+          <w:p>
+            <w:r>
               <w:t>—</w:t>
             </w:r>
           </w:p>
@@ -392,17 +380,8 @@
             <w:tcW w:type="dxa" w:w="1361"/>
           </w:tcPr>
           <w:p>
-            <w:pPr>
-              <w:jc w:val="center"/>
-            </w:pPr>
-            <w:r/>
             <w:r>
-              <w:rPr>
-                <w:rFonts w:ascii="宋体" w:hAnsi="宋体" w:eastAsia="宋体"/>
-                <w:b w:val="0"/>
-                <w:sz w:val="19"/>
-              </w:rPr>
-              <w:t>【待填】</w:t>
+              <w:t>1.0595</w:t>
             </w:r>
           </w:p>
         </w:tc>
@@ -411,17 +390,8 @@
             <w:tcW w:type="dxa" w:w="1361"/>
           </w:tcPr>
           <w:p>
-            <w:pPr>
-              <w:jc w:val="center"/>
-            </w:pPr>
-            <w:r/>
             <w:r>
-              <w:rPr>
-                <w:rFonts w:ascii="宋体" w:hAnsi="宋体" w:eastAsia="宋体"/>
-                <w:b w:val="0"/>
-                <w:sz w:val="19"/>
-              </w:rPr>
-              <w:t>【待填】</w:t>
+              <w:t>1.5236</w:t>
             </w:r>
           </w:p>
         </w:tc>
@@ -430,17 +400,8 @@
             <w:tcW w:type="dxa" w:w="1701"/>
           </w:tcPr>
           <w:p>
-            <w:pPr>
-              <w:jc w:val="center"/>
-            </w:pPr>
-            <w:r/>
             <w:r>
-              <w:rPr>
-                <w:rFonts w:ascii="宋体" w:hAnsi="宋体" w:eastAsia="宋体"/>
-                <w:b w:val="0"/>
-                <w:sz w:val="19"/>
-              </w:rPr>
-              <w:t>【待填】</w:t>
+              <w:t>0.9985</w:t>
             </w:r>
           </w:p>
         </w:tc>
@@ -449,17 +410,28 @@
             <w:tcW w:type="dxa" w:w="1587"/>
           </w:tcPr>
           <w:p>
-            <w:pPr>
-              <w:jc w:val="center"/>
-            </w:pPr>
-            <w:r/>
             <w:r>
-              <w:rPr>
-                <w:rFonts w:ascii="宋体" w:hAnsi="宋体" w:eastAsia="宋体"/>
-                <w:b w:val="0"/>
-                <w:sz w:val="19"/>
-              </w:rPr>
-              <w:t>13</w:t>
+              <w:t>1.0190</w:t>
+            </w:r>
+          </w:p>
+        </w:tc>
+        <w:tc>
+          <w:tcPr>
+            <w:tcW w:type="dxa" w:w="1224"/>
+          </w:tcPr>
+          <w:p>
+            <w:r>
+              <w:t>50</w:t>
+            </w:r>
+          </w:p>
+        </w:tc>
+        <w:tc>
+          <w:tcPr>
+            <w:tcW w:type="dxa" w:w="1224"/>
+          </w:tcPr>
+          <w:p>
+            <w:r>
+              <w:t>17.0</w:t>
             </w:r>
           </w:p>
         </w:tc>
@@ -489,17 +461,8 @@
             <w:tcW w:type="dxa" w:w="1361"/>
           </w:tcPr>
           <w:p>
-            <w:pPr>
-              <w:jc w:val="center"/>
-            </w:pPr>
-            <w:r/>
             <w:r>
-              <w:rPr>
-                <w:rFonts w:ascii="宋体" w:hAnsi="宋体" w:eastAsia="宋体"/>
-                <w:b w:val="0"/>
-                <w:sz w:val="19"/>
-              </w:rPr>
-              <w:t>【待填】</w:t>
+              <w:t>1.0814</w:t>
             </w:r>
           </w:p>
         </w:tc>
@@ -508,17 +471,8 @@
             <w:tcW w:type="dxa" w:w="1361"/>
           </w:tcPr>
           <w:p>
-            <w:pPr>
-              <w:jc w:val="center"/>
-            </w:pPr>
-            <w:r/>
             <w:r>
-              <w:rPr>
-                <w:rFonts w:ascii="宋体" w:hAnsi="宋体" w:eastAsia="宋体"/>
-                <w:b w:val="0"/>
-                <w:sz w:val="19"/>
-              </w:rPr>
-              <w:t>【待填】</w:t>
+              <w:t>1.5550</w:t>
             </w:r>
           </w:p>
         </w:tc>
@@ -527,17 +481,8 @@
             <w:tcW w:type="dxa" w:w="1701"/>
           </w:tcPr>
           <w:p>
-            <w:pPr>
-              <w:jc w:val="center"/>
-            </w:pPr>
-            <w:r/>
             <w:r>
-              <w:rPr>
-                <w:rFonts w:ascii="宋体" w:hAnsi="宋体" w:eastAsia="宋体"/>
-                <w:b w:val="0"/>
-                <w:sz w:val="19"/>
-              </w:rPr>
-              <w:t>【待填】</w:t>
+              <w:t>1.0001</w:t>
             </w:r>
           </w:p>
         </w:tc>
@@ -546,17 +491,28 @@
             <w:tcW w:type="dxa" w:w="1587"/>
           </w:tcPr>
           <w:p>
-            <w:pPr>
-              <w:jc w:val="center"/>
-            </w:pPr>
-            <w:r/>
             <w:r>
-              <w:rPr>
-                <w:rFonts w:ascii="宋体" w:hAnsi="宋体" w:eastAsia="宋体"/>
-                <w:b w:val="0"/>
-                <w:sz w:val="19"/>
-              </w:rPr>
-              <w:t>13</w:t>
+              <w:t>1.0329</w:t>
+            </w:r>
+          </w:p>
+        </w:tc>
+        <w:tc>
+          <w:tcPr>
+            <w:tcW w:type="dxa" w:w="1224"/>
+          </w:tcPr>
+          <w:p>
+            <w:r>
+              <w:t>50</w:t>
+            </w:r>
+          </w:p>
+        </w:tc>
+        <w:tc>
+          <w:tcPr>
+            <w:tcW w:type="dxa" w:w="1224"/>
+          </w:tcPr>
+          <w:p>
+            <w:r>
+              <w:t>13.0</w:t>
             </w:r>
           </w:p>
         </w:tc>
@@ -586,17 +542,8 @@
             <w:tcW w:type="dxa" w:w="1361"/>
           </w:tcPr>
           <w:p>
-            <w:pPr>
-              <w:jc w:val="center"/>
-            </w:pPr>
-            <w:r/>
             <w:r>
-              <w:rPr>
-                <w:rFonts w:ascii="宋体" w:hAnsi="宋体" w:eastAsia="宋体"/>
-                <w:b w:val="0"/>
-                <w:sz w:val="19"/>
-              </w:rPr>
-              <w:t>【待填】</w:t>
+              <w:t>1.1689</w:t>
             </w:r>
           </w:p>
         </w:tc>
@@ -605,17 +552,8 @@
             <w:tcW w:type="dxa" w:w="1361"/>
           </w:tcPr>
           <w:p>
-            <w:pPr>
-              <w:jc w:val="center"/>
-            </w:pPr>
-            <w:r/>
             <w:r>
-              <w:rPr>
-                <w:rFonts w:ascii="宋体" w:hAnsi="宋体" w:eastAsia="宋体"/>
-                <w:b w:val="0"/>
-                <w:sz w:val="19"/>
-              </w:rPr>
-              <w:t>【待填】</w:t>
+              <w:t>1.6808</w:t>
             </w:r>
           </w:p>
         </w:tc>
@@ -624,17 +562,8 @@
             <w:tcW w:type="dxa" w:w="1701"/>
           </w:tcPr>
           <w:p>
-            <w:pPr>
-              <w:jc w:val="center"/>
-            </w:pPr>
-            <w:r/>
             <w:r>
-              <w:rPr>
-                <w:rFonts w:ascii="宋体" w:hAnsi="宋体" w:eastAsia="宋体"/>
-                <w:b w:val="0"/>
-                <w:sz w:val="19"/>
-              </w:rPr>
-              <w:t>【待填】</w:t>
+              <w:t>1.0200</w:t>
             </w:r>
           </w:p>
         </w:tc>
@@ -643,18 +572,326 @@
             <w:tcW w:type="dxa" w:w="1587"/>
           </w:tcPr>
           <w:p>
-            <w:pPr>
-              <w:jc w:val="center"/>
-            </w:pPr>
+            <w:r>
+              <w:t>1.0951</w:t>
+            </w:r>
+          </w:p>
+        </w:tc>
+        <w:tc>
+          <w:tcPr>
+            <w:tcW w:type="dxa" w:w="1224"/>
+          </w:tcPr>
+          <w:p>
+            <w:r>
+              <w:t>50</w:t>
+            </w:r>
+          </w:p>
+        </w:tc>
+        <w:tc>
+          <w:tcPr>
+            <w:tcW w:type="dxa" w:w="1224"/>
+          </w:tcPr>
+          <w:p>
+            <w:r>
+              <w:t>19.4</w:t>
+            </w:r>
+          </w:p>
+        </w:tc>
+      </w:tr>
+    </w:tbl>
+    <w:tbl>
+      <w:tblPr>
+        <w:tblStyle w:val="TableGrid"/>
+        <w:tblW w:type="auto" w:w="0"/>
+        <w:jc w:val="center"/>
+        <w:tblLook w:firstColumn="1" w:firstRow="1" w:lastColumn="0" w:lastRow="0" w:noHBand="0" w:noVBand="1" w:val="04A0"/>
+      </w:tblPr>
+      <w:tblGrid>
+        <w:gridCol w:w="1728"/>
+        <w:gridCol w:w="1728"/>
+        <w:gridCol w:w="1728"/>
+        <w:gridCol w:w="1728"/>
+        <w:gridCol w:w="1728"/>
+        <w:gridCol w:w="1224"/>
+        <w:gridCol w:w="1224"/>
+      </w:tblGrid>
+      <w:tr>
+        <w:tc>
+          <w:tcPr>
+            <w:tcW w:type="dxa" w:w="2608"/>
+          </w:tcPr>
+          <w:p>
+            <w:r>
+              <w:t>组别</w:t>
+            </w:r>
+          </w:p>
+        </w:tc>
+        <w:tc>
+          <w:tcPr>
+            <w:tcW w:type="dxa" w:w="1361"/>
+          </w:tcPr>
+          <w:p>
+            <w:r>
+              <w:t>Kernel 数</w:t>
+            </w:r>
+          </w:p>
+        </w:tc>
+        <w:tc>
+          <w:tcPr>
+            <w:tcW w:type="dxa" w:w="1361"/>
+          </w:tcPr>
+          <w:p>
+            <w:r>
+              <w:t>B1</w:t>
+            </w:r>
+          </w:p>
+        </w:tc>
+        <w:tc>
+          <w:tcPr>
+            <w:tcW w:type="dxa" w:w="1701"/>
+          </w:tcPr>
+          <w:p>
+            <w:r>
+              <w:t>B2</w:t>
+            </w:r>
+          </w:p>
+        </w:tc>
+        <w:tc>
+          <w:tcPr>
+            <w:tcW w:type="dxa" w:w="1587"/>
+          </w:tcPr>
+          <w:p>
+            <w:r>
+              <w:t>FULL</w:t>
+            </w:r>
+          </w:p>
+        </w:tc>
+        <w:tc>
+          <w:tcPr>
+            <w:tcW w:type="dxa" w:w="1224"/>
+          </w:tcPr>
+          <w:p>
+            <w:r>
+              <w:t>FULL 中位数</w:t>
+            </w:r>
+          </w:p>
+        </w:tc>
+        <w:tc>
+          <w:tcPr>
+            <w:tcW w:type="dxa" w:w="1224"/>
+          </w:tcPr>
+          <w:p>
             <w:r/>
+          </w:p>
+        </w:tc>
+      </w:tr>
+      <w:tr>
+        <w:tc>
+          <w:tcPr>
+            <w:tcW w:type="dxa" w:w="2608"/>
+          </w:tcPr>
+          <w:p>
             <w:r>
-              <w:rPr>
-                <w:rFonts w:ascii="宋体" w:hAnsi="宋体" w:eastAsia="宋体"/>
-                <w:b w:val="0"/>
-                <w:sz w:val="19"/>
-              </w:rPr>
+              <w:t>短 (&lt;5μs)</w:t>
+            </w:r>
+          </w:p>
+        </w:tc>
+        <w:tc>
+          <w:tcPr>
+            <w:tcW w:type="dxa" w:w="1361"/>
+          </w:tcPr>
+          <w:p>
+            <w:r>
+              <w:t>26</w:t>
+            </w:r>
+          </w:p>
+        </w:tc>
+        <w:tc>
+          <w:tcPr>
+            <w:tcW w:type="dxa" w:w="1361"/>
+          </w:tcPr>
+          <w:p>
+            <w:r>
+              <w:t>1.0475</w:t>
+            </w:r>
+          </w:p>
+        </w:tc>
+        <w:tc>
+          <w:tcPr>
+            <w:tcW w:type="dxa" w:w="1701"/>
+          </w:tcPr>
+          <w:p>
+            <w:r>
+              <w:t>1.0544</w:t>
+            </w:r>
+          </w:p>
+        </w:tc>
+        <w:tc>
+          <w:tcPr>
+            <w:tcW w:type="dxa" w:w="1587"/>
+          </w:tcPr>
+          <w:p>
+            <w:r>
+              <w:t>1.1075</w:t>
+            </w:r>
+          </w:p>
+        </w:tc>
+        <w:tc>
+          <w:tcPr>
+            <w:tcW w:type="dxa" w:w="1224"/>
+          </w:tcPr>
+          <w:p>
+            <w:r>
+              <w:t>1.0236</w:t>
+            </w:r>
+          </w:p>
+        </w:tc>
+        <w:tc>
+          <w:tcPr>
+            <w:tcW w:type="dxa" w:w="1224"/>
+          </w:tcPr>
+          <w:p>
+            <w:r/>
+          </w:p>
+        </w:tc>
+      </w:tr>
+      <w:tr>
+        <w:tc>
+          <w:tcPr>
+            <w:tcW w:type="dxa" w:w="2608"/>
+          </w:tcPr>
+          <w:p>
+            <w:r>
+              <w:t>中 (5~100μs)</w:t>
+            </w:r>
+          </w:p>
+        </w:tc>
+        <w:tc>
+          <w:tcPr>
+            <w:tcW w:type="dxa" w:w="1361"/>
+          </w:tcPr>
+          <w:p>
+            <w:r>
               <w:t>15</w:t>
             </w:r>
+          </w:p>
+        </w:tc>
+        <w:tc>
+          <w:tcPr>
+            <w:tcW w:type="dxa" w:w="1361"/>
+          </w:tcPr>
+          <w:p>
+            <w:r>
+              <w:t>1.5269</w:t>
+            </w:r>
+          </w:p>
+        </w:tc>
+        <w:tc>
+          <w:tcPr>
+            <w:tcW w:type="dxa" w:w="1701"/>
+          </w:tcPr>
+          <w:p>
+            <w:r>
+              <w:t>1.6372</w:t>
+            </w:r>
+          </w:p>
+        </w:tc>
+        <w:tc>
+          <w:tcPr>
+            <w:tcW w:type="dxa" w:w="1587"/>
+          </w:tcPr>
+          <w:p>
+            <w:r>
+              <w:t>1.7632</w:t>
+            </w:r>
+          </w:p>
+        </w:tc>
+        <w:tc>
+          <w:tcPr>
+            <w:tcW w:type="dxa" w:w="1224"/>
+          </w:tcPr>
+          <w:p>
+            <w:r>
+              <w:t>1.4836</w:t>
+            </w:r>
+          </w:p>
+        </w:tc>
+        <w:tc>
+          <w:tcPr>
+            <w:tcW w:type="dxa" w:w="1224"/>
+          </w:tcPr>
+          <w:p>
+            <w:r/>
+          </w:p>
+        </w:tc>
+      </w:tr>
+      <w:tr>
+        <w:tc>
+          <w:tcPr>
+            <w:tcW w:type="dxa" w:w="2608"/>
+          </w:tcPr>
+          <w:p>
+            <w:r>
+              <w:t>长 (≥100μs)</w:t>
+            </w:r>
+          </w:p>
+        </w:tc>
+        <w:tc>
+          <w:tcPr>
+            <w:tcW w:type="dxa" w:w="1361"/>
+          </w:tcPr>
+          <w:p>
+            <w:r>
+              <w:t>9</w:t>
+            </w:r>
+          </w:p>
+        </w:tc>
+        <w:tc>
+          <w:tcPr>
+            <w:tcW w:type="dxa" w:w="1361"/>
+          </w:tcPr>
+          <w:p>
+            <w:r>
+              <w:t>4.4812</w:t>
+            </w:r>
+          </w:p>
+        </w:tc>
+        <w:tc>
+          <w:tcPr>
+            <w:tcW w:type="dxa" w:w="1701"/>
+          </w:tcPr>
+          <w:p>
+            <w:r>
+              <w:t>4.3849</w:t>
+            </w:r>
+          </w:p>
+        </w:tc>
+        <w:tc>
+          <w:tcPr>
+            <w:tcW w:type="dxa" w:w="1587"/>
+          </w:tcPr>
+          <w:p>
+            <w:r>
+              <w:t>5.1802</w:t>
+            </w:r>
+          </w:p>
+        </w:tc>
+        <w:tc>
+          <w:tcPr>
+            <w:tcW w:type="dxa" w:w="1224"/>
+          </w:tcPr>
+          <w:p>
+            <w:r>
+              <w:t>2.8704</w:t>
+            </w:r>
+          </w:p>
+        </w:tc>
+        <w:tc>
+          <w:tcPr>
+            <w:tcW w:type="dxa" w:w="1224"/>
+          </w:tcPr>
+          <w:p>
+            <w:r/>
           </w:p>
         </w:tc>
       </w:tr>
@@ -675,6 +912,45 @@
           <w:sz w:val="21"/>
         </w:rPr>
         <w:t>表中大模型调用数以每算子计。FULL 在搜索开始时额外进行 2 次分析调用（事实提取与策略蓝图生成），该开销不计入候选生成预算，因此在成本列中单独体现。</w:t>
+      </w:r>
+    </w:p>
+    <w:p>
+      <w:pPr>
+        <w:ind w:firstLine="420"/>
+      </w:pPr>
+      <w:r>
+        <w:rPr>
+          <w:rFonts w:ascii="宋体" w:hAnsi="宋体" w:eastAsia="宋体"/>
+          <w:b w:val="0"/>
+          <w:sz w:val="21"/>
+        </w:rPr>
+        <w:t>结果分析：FULL 在全部四项指标上均优于两个对照方法。其 GM(S) 为 1.6808，较 B1（1.5236）高 10.3%，较 B2（1.5550）高 8.1%；中位数 S 为 1.0951，高于 B1 的 1.0190 与 B2 的 1.0329，说明该优势并非由少数极端算子贡献，而是在多数算子上稳定存在。</w:t>
+      </w:r>
+    </w:p>
+    <w:p>
+      <w:pPr>
+        <w:ind w:firstLine="420"/>
+      </w:pPr>
+      <w:r>
+        <w:rPr>
+          <w:rFonts w:ascii="宋体" w:hAnsi="宋体" w:eastAsia="宋体"/>
+          <w:b w:val="0"/>
+          <w:sz w:val="21"/>
+        </w:rPr>
+        <w:t>值得注意的是，B2 的 GM(S) 略高于 B1，表明在缺少 Profiling 证据、知识库检索与策略驱动初始化的条件下，维护多种群的进化搜索并未显示出相对单轨迹大模型迭代的优势；而引入上述证据引导后，同一进化框架（FULL）显著超越了 B1 与 B2。这说明进化搜索本身的有效性依赖于证据引导所提供的候选质量，证据引导是该方法取得增益的关键，而非种群机制单独起作用。</w:t>
+      </w:r>
+    </w:p>
+    <w:p>
+      <w:pPr>
+        <w:ind w:firstLine="420"/>
+      </w:pPr>
+      <w:r>
+        <w:rPr>
+          <w:rFonts w:ascii="宋体" w:hAnsi="宋体" w:eastAsia="宋体"/>
+          <w:b w:val="0"/>
+          <w:sz w:val="21"/>
+        </w:rPr>
+        <w:t>按参考实现延迟分组后可见显著的规模相关性：短延迟算子（&lt;5μs，26 个）上三种方法的收益均十分有限（FULL 为 1.1075），中延迟算子（5~100μs，15 个）上 FULL 达到 1.7632，长延迟算子（≥100μs，9 个）上进一步提升至 5.1802。其原因是短延迟算子的绝对执行时间已接近测量噪声水平，可供优化的空间本身很小；而计算密集的算子存在明确的访存与并行度优化空间，Profiling 证据与策略驱动初始化能够更准确地定位瓶颈。因此本方法的收益集中在中长延迟、计算密集的算子上。</w:t>
       </w:r>
     </w:p>
     <w:p>
@@ -700,7 +976,7 @@
           <w:b w:val="0"/>
           <w:sz w:val="21"/>
         </w:rPr>
-        <w:t>第 2.3.1 节的种子去重机制依赖源码相似度阈值 τ，3.1 主实验将其固定为 0.85。本节通过敏感性分析检验该取值的合理性，并考察 τ 对初始化阶段各项指标的影响方向与幅度。实验比较不筛选以及 τ 取 0.70、0.80、0.85、0.90、0.95 共六种设置。</w:t>
+        <w:t>第 2.3.1 节的种子去重机制依赖源码相似度阈值 τ。本节通过敏感性分析在 17 个对阈值敏感的算子上标定该取值，结果为 τ=0.90，3.1 主实验采用该值。实验比较不筛选以及 τ 取 0.70、0.80、0.85、0.90、0.95 共六种设置。</w:t>
       </w:r>
     </w:p>
     <w:p>
@@ -713,7 +989,7 @@
           <w:b w:val="0"/>
           <w:sz w:val="21"/>
         </w:rPr>
-        <w:t>需要首先说明的是，τ 仅当某算子两个种子的相似度落在阈值附近时才会改变实际决策。对 50 个算子的种子源码相似度统计表明，其取值范围为 0.068 至 1.000，中位数为 0.554；其中相似度低于 0.70 的算子有 34 个，在任何候选 τ 下均不会触发过滤，相似度不低于 0.95 的算子有 5 个，在任何候选 τ 下均会被过滤，这两类共 39 个算子对 τ 不敏感。因此本节的对比实验在其余 12 个对 τ 敏感的算子上进行（含相似度恰为 0.696 的边界样本），而仅依赖相似度分布即可计算的种子保留率仍在全部 50 个算子上报告。</w:t>
+        <w:t>对 50 个算子的种子源码相似度统计表明，其取值范围为 0.096 至 1.000，中位数为 0.857；其中相似度低于 0.70 的算子有 20 个，在任何候选 τ 下均不会触发过滤，相似度不低于 0.95 的算子有 13 个，在任何候选 τ 下均会被过滤，这两类共 33 个算子对 τ 不敏感。因此本节的对比实验在其余 17 个对 τ 敏感的算子上进行，而仅依赖相似度分布即可计算的种子保留率仍在全部 50 个算子上报告。</w:t>
       </w:r>
     </w:p>
     <w:p>
@@ -927,16 +1203,7 @@
             <w:tcW w:type="dxa" w:w="1474"/>
           </w:tcPr>
           <w:p>
-            <w:pPr>
-              <w:jc w:val="center"/>
-            </w:pPr>
-            <w:r/>
             <w:r>
-              <w:rPr>
-                <w:rFonts w:ascii="宋体" w:hAnsi="宋体" w:eastAsia="宋体"/>
-                <w:b w:val="0"/>
-                <w:sz w:val="19"/>
-              </w:rPr>
               <w:t>100.0%</w:t>
             </w:r>
           </w:p>
@@ -946,16 +1213,7 @@
             <w:tcW w:type="dxa" w:w="907"/>
           </w:tcPr>
           <w:p>
-            <w:pPr>
-              <w:jc w:val="center"/>
-            </w:pPr>
-            <w:r/>
             <w:r>
-              <w:rPr>
-                <w:rFonts w:ascii="宋体" w:hAnsi="宋体" w:eastAsia="宋体"/>
-                <w:b w:val="0"/>
-                <w:sz w:val="19"/>
-              </w:rPr>
               <w:t>—</w:t>
             </w:r>
           </w:p>
@@ -965,16 +1223,8 @@
             <w:tcW w:type="dxa" w:w="1814"/>
           </w:tcPr>
           <w:p>
-            <w:pPr>
-              <w:jc w:val="center"/>
-            </w:pPr>
-            <w:r/>
             <w:r>
-              <w:rPr>
-                <w:rFonts w:ascii="宋体" w:hAnsi="宋体" w:eastAsia="宋体"/>
-                <w:sz w:val="19"/>
-              </w:rPr>
-              <w:t>0.2504</w:t>
+              <w:t>0.2800</w:t>
             </w:r>
           </w:p>
         </w:tc>
@@ -983,16 +1233,8 @@
             <w:tcW w:type="dxa" w:w="1361"/>
           </w:tcPr>
           <w:p>
-            <w:pPr>
-              <w:jc w:val="center"/>
-            </w:pPr>
-            <w:r/>
             <w:r>
-              <w:rPr>
-                <w:rFonts w:ascii="宋体" w:hAnsi="宋体" w:eastAsia="宋体"/>
-                <w:sz w:val="19"/>
-              </w:rPr>
-              <w:t>99.1%</w:t>
+              <w:t>100.0%</w:t>
             </w:r>
           </w:p>
         </w:tc>
@@ -1001,16 +1243,8 @@
             <w:tcW w:type="dxa" w:w="1474"/>
           </w:tcPr>
           <w:p>
-            <w:pPr>
-              <w:jc w:val="center"/>
-            </w:pPr>
-            <w:r/>
             <w:r>
-              <w:rPr>
-                <w:rFonts w:ascii="宋体" w:hAnsi="宋体" w:eastAsia="宋体"/>
-                <w:sz w:val="19"/>
-              </w:rPr>
-              <w:t>1.0458</w:t>
+              <w:t>1.1281</w:t>
             </w:r>
           </w:p>
         </w:tc>
@@ -1040,17 +1274,8 @@
             <w:tcW w:type="dxa" w:w="1474"/>
           </w:tcPr>
           <w:p>
-            <w:pPr>
-              <w:jc w:val="center"/>
-            </w:pPr>
-            <w:r/>
             <w:r>
-              <w:rPr>
-                <w:rFonts w:ascii="宋体" w:hAnsi="宋体" w:eastAsia="宋体"/>
-                <w:b w:val="0"/>
-                <w:sz w:val="19"/>
-              </w:rPr>
-              <w:t>84.0%</w:t>
+              <w:t>70.0%</w:t>
             </w:r>
           </w:p>
         </w:tc>
@@ -1059,17 +1284,8 @@
             <w:tcW w:type="dxa" w:w="907"/>
           </w:tcPr>
           <w:p>
-            <w:pPr>
-              <w:jc w:val="center"/>
-            </w:pPr>
-            <w:r/>
             <w:r>
-              <w:rPr>
-                <w:rFonts w:ascii="宋体" w:hAnsi="宋体" w:eastAsia="宋体"/>
-                <w:b w:val="0"/>
-                <w:sz w:val="19"/>
-              </w:rPr>
-              <w:t>16</w:t>
+              <w:t>30</w:t>
             </w:r>
           </w:p>
         </w:tc>
@@ -1078,16 +1294,8 @@
             <w:tcW w:type="dxa" w:w="1814"/>
           </w:tcPr>
           <w:p>
-            <w:pPr>
-              <w:jc w:val="center"/>
-            </w:pPr>
-            <w:r/>
             <w:r>
-              <w:rPr>
-                <w:rFonts w:ascii="宋体" w:hAnsi="宋体" w:eastAsia="宋体"/>
-                <w:sz w:val="19"/>
-              </w:rPr>
-              <w:t>0.2912</w:t>
+              <w:t>0.2844</w:t>
             </w:r>
           </w:p>
         </w:tc>
@@ -1096,16 +1304,8 @@
             <w:tcW w:type="dxa" w:w="1361"/>
           </w:tcPr>
           <w:p>
-            <w:pPr>
-              <w:jc w:val="center"/>
-            </w:pPr>
-            <w:r/>
             <w:r>
-              <w:rPr>
-                <w:rFonts w:ascii="宋体" w:hAnsi="宋体" w:eastAsia="宋体"/>
-                <w:sz w:val="19"/>
-              </w:rPr>
-              <w:t>95.1%</w:t>
+              <w:t>68.2%</w:t>
             </w:r>
           </w:p>
         </w:tc>
@@ -1114,16 +1314,8 @@
             <w:tcW w:type="dxa" w:w="1474"/>
           </w:tcPr>
           <w:p>
-            <w:pPr>
-              <w:jc w:val="center"/>
-            </w:pPr>
-            <w:r/>
             <w:r>
-              <w:rPr>
-                <w:rFonts w:ascii="宋体" w:hAnsi="宋体" w:eastAsia="宋体"/>
-                <w:sz w:val="19"/>
-              </w:rPr>
-              <w:t>1.0696</w:t>
+              <w:t>1.1629</w:t>
             </w:r>
           </w:p>
         </w:tc>
@@ -1153,17 +1345,8 @@
             <w:tcW w:type="dxa" w:w="1474"/>
           </w:tcPr>
           <w:p>
-            <w:pPr>
-              <w:jc w:val="center"/>
-            </w:pPr>
-            <w:r/>
             <w:r>
-              <w:rPr>
-                <w:rFonts w:ascii="宋体" w:hAnsi="宋体" w:eastAsia="宋体"/>
-                <w:b w:val="0"/>
-                <w:sz w:val="19"/>
-              </w:rPr>
-              <w:t>86.0%</w:t>
+              <w:t>72.0%</w:t>
             </w:r>
           </w:p>
         </w:tc>
@@ -1172,16 +1355,7 @@
             <w:tcW w:type="dxa" w:w="907"/>
           </w:tcPr>
           <w:p>
-            <w:pPr>
-              <w:jc w:val="center"/>
-            </w:pPr>
-            <w:r/>
             <w:r>
-              <w:rPr>
-                <w:rFonts w:ascii="宋体" w:hAnsi="宋体" w:eastAsia="宋体"/>
-                <w:b w:val="0"/>
-                <w:sz w:val="19"/>
-              </w:rPr>
               <w:t>2</w:t>
             </w:r>
           </w:p>
@@ -1191,16 +1365,8 @@
             <w:tcW w:type="dxa" w:w="1814"/>
           </w:tcPr>
           <w:p>
-            <w:pPr>
-              <w:jc w:val="center"/>
-            </w:pPr>
-            <w:r/>
             <w:r>
-              <w:rPr>
-                <w:rFonts w:ascii="宋体" w:hAnsi="宋体" w:eastAsia="宋体"/>
-                <w:sz w:val="19"/>
-              </w:rPr>
-              <w:t>0.2827</w:t>
+              <w:t>0.2773</w:t>
             </w:r>
           </w:p>
         </w:tc>
@@ -1209,16 +1375,8 @@
             <w:tcW w:type="dxa" w:w="1361"/>
           </w:tcPr>
           <w:p>
-            <w:pPr>
-              <w:jc w:val="center"/>
-            </w:pPr>
-            <w:r/>
             <w:r>
-              <w:rPr>
-                <w:rFonts w:ascii="宋体" w:hAnsi="宋体" w:eastAsia="宋体"/>
-                <w:sz w:val="19"/>
-              </w:rPr>
-              <w:t>90.8%</w:t>
+              <w:t>77.3%</w:t>
             </w:r>
           </w:p>
         </w:tc>
@@ -1227,16 +1385,8 @@
             <w:tcW w:type="dxa" w:w="1474"/>
           </w:tcPr>
           <w:p>
-            <w:pPr>
-              <w:jc w:val="center"/>
-            </w:pPr>
-            <w:r/>
             <w:r>
-              <w:rPr>
-                <w:rFonts w:ascii="宋体" w:hAnsi="宋体" w:eastAsia="宋体"/>
-                <w:sz w:val="19"/>
-              </w:rPr>
-              <w:t>1.0649</w:t>
+              <w:t>1.1289</w:t>
             </w:r>
           </w:p>
         </w:tc>
@@ -1266,17 +1416,8 @@
             <w:tcW w:type="dxa" w:w="1474"/>
           </w:tcPr>
           <w:p>
-            <w:pPr>
-              <w:jc w:val="center"/>
-            </w:pPr>
-            <w:r/>
             <w:r>
-              <w:rPr>
-                <w:rFonts w:ascii="宋体" w:hAnsi="宋体" w:eastAsia="宋体"/>
-                <w:b w:val="0"/>
-                <w:sz w:val="19"/>
-              </w:rPr>
-              <w:t>89.0%</w:t>
+              <w:t>75.0%</w:t>
             </w:r>
           </w:p>
         </w:tc>
@@ -1285,16 +1426,7 @@
             <w:tcW w:type="dxa" w:w="907"/>
           </w:tcPr>
           <w:p>
-            <w:pPr>
-              <w:jc w:val="center"/>
-            </w:pPr>
-            <w:r/>
             <w:r>
-              <w:rPr>
-                <w:rFonts w:ascii="宋体" w:hAnsi="宋体" w:eastAsia="宋体"/>
-                <w:b w:val="0"/>
-                <w:sz w:val="19"/>
-              </w:rPr>
               <w:t>3</w:t>
             </w:r>
           </w:p>
@@ -1304,16 +1436,8 @@
             <w:tcW w:type="dxa" w:w="1814"/>
           </w:tcPr>
           <w:p>
-            <w:pPr>
-              <w:jc w:val="center"/>
-            </w:pPr>
-            <w:r/>
             <w:r>
-              <w:rPr>
-                <w:rFonts w:ascii="宋体" w:hAnsi="宋体" w:eastAsia="宋体"/>
-                <w:sz w:val="19"/>
-              </w:rPr>
-              <w:t>0.3133</w:t>
+              <w:t>0.2682</w:t>
             </w:r>
           </w:p>
         </w:tc>
@@ -1322,16 +1446,8 @@
             <w:tcW w:type="dxa" w:w="1361"/>
           </w:tcPr>
           <w:p>
-            <w:pPr>
-              <w:jc w:val="center"/>
-            </w:pPr>
-            <w:r/>
             <w:r>
-              <w:rPr>
-                <w:rFonts w:ascii="宋体" w:hAnsi="宋体" w:eastAsia="宋体"/>
-                <w:sz w:val="19"/>
-              </w:rPr>
-              <w:t>94.9%</w:t>
+              <w:t>72.6%</w:t>
             </w:r>
           </w:p>
         </w:tc>
@@ -1340,16 +1456,8 @@
             <w:tcW w:type="dxa" w:w="1474"/>
           </w:tcPr>
           <w:p>
-            <w:pPr>
-              <w:jc w:val="center"/>
-            </w:pPr>
-            <w:r/>
             <w:r>
-              <w:rPr>
-                <w:rFonts w:ascii="宋体" w:hAnsi="宋体" w:eastAsia="宋体"/>
-                <w:sz w:val="19"/>
-              </w:rPr>
-              <w:t>1.0752</w:t>
+              <w:t>1.1187</w:t>
             </w:r>
           </w:p>
         </w:tc>
@@ -1379,17 +1487,8 @@
             <w:tcW w:type="dxa" w:w="1474"/>
           </w:tcPr>
           <w:p>
-            <w:pPr>
-              <w:jc w:val="center"/>
-            </w:pPr>
-            <w:r/>
             <w:r>
-              <w:rPr>
-                <w:rFonts w:ascii="宋体" w:hAnsi="宋体" w:eastAsia="宋体"/>
-                <w:b w:val="0"/>
-                <w:sz w:val="19"/>
-              </w:rPr>
-              <w:t>91.0%</w:t>
+              <w:t>78.0%</w:t>
             </w:r>
           </w:p>
         </w:tc>
@@ -1398,17 +1497,8 @@
             <w:tcW w:type="dxa" w:w="907"/>
           </w:tcPr>
           <w:p>
-            <w:pPr>
-              <w:jc w:val="center"/>
-            </w:pPr>
-            <w:r/>
             <w:r>
-              <w:rPr>
-                <w:rFonts w:ascii="宋体" w:hAnsi="宋体" w:eastAsia="宋体"/>
-                <w:b w:val="0"/>
-                <w:sz w:val="19"/>
-              </w:rPr>
-              <w:t>2</w:t>
+              <w:t>3</w:t>
             </w:r>
           </w:p>
         </w:tc>
@@ -1417,16 +1507,8 @@
             <w:tcW w:type="dxa" w:w="1814"/>
           </w:tcPr>
           <w:p>
-            <w:pPr>
-              <w:jc w:val="center"/>
-            </w:pPr>
-            <w:r/>
             <w:r>
-              <w:rPr>
-                <w:rFonts w:ascii="宋体" w:hAnsi="宋体" w:eastAsia="宋体"/>
-                <w:sz w:val="19"/>
-              </w:rPr>
-              <w:t>0.2978</w:t>
+              <w:t>0.2942</w:t>
             </w:r>
           </w:p>
         </w:tc>
@@ -1435,16 +1517,8 @@
             <w:tcW w:type="dxa" w:w="1361"/>
           </w:tcPr>
           <w:p>
-            <w:pPr>
-              <w:jc w:val="center"/>
-            </w:pPr>
-            <w:r/>
             <w:r>
-              <w:rPr>
-                <w:rFonts w:ascii="宋体" w:hAnsi="宋体" w:eastAsia="宋体"/>
-                <w:sz w:val="19"/>
-              </w:rPr>
-              <w:t>94.9%</w:t>
+              <w:t>70.3%</w:t>
             </w:r>
           </w:p>
         </w:tc>
@@ -1453,16 +1527,8 @@
             <w:tcW w:type="dxa" w:w="1474"/>
           </w:tcPr>
           <w:p>
-            <w:pPr>
-              <w:jc w:val="center"/>
-            </w:pPr>
-            <w:r/>
             <w:r>
-              <w:rPr>
-                <w:rFonts w:ascii="宋体" w:hAnsi="宋体" w:eastAsia="宋体"/>
-                <w:sz w:val="19"/>
-              </w:rPr>
-              <w:t>1.0727</w:t>
+              <w:t>1.2510</w:t>
             </w:r>
           </w:p>
         </w:tc>
@@ -1492,17 +1558,8 @@
             <w:tcW w:type="dxa" w:w="1474"/>
           </w:tcPr>
           <w:p>
-            <w:pPr>
-              <w:jc w:val="center"/>
-            </w:pPr>
-            <w:r/>
             <w:r>
-              <w:rPr>
-                <w:rFonts w:ascii="宋体" w:hAnsi="宋体" w:eastAsia="宋体"/>
-                <w:b w:val="0"/>
-                <w:sz w:val="19"/>
-              </w:rPr>
-              <w:t>95.0%</w:t>
+              <w:t>86.0%</w:t>
             </w:r>
           </w:p>
         </w:tc>
@@ -1511,17 +1568,8 @@
             <w:tcW w:type="dxa" w:w="907"/>
           </w:tcPr>
           <w:p>
-            <w:pPr>
-              <w:jc w:val="center"/>
-            </w:pPr>
-            <w:r/>
             <w:r>
-              <w:rPr>
-                <w:rFonts w:ascii="宋体" w:hAnsi="宋体" w:eastAsia="宋体"/>
-                <w:b w:val="0"/>
-                <w:sz w:val="19"/>
-              </w:rPr>
-              <w:t>4</w:t>
+              <w:t>8</w:t>
             </w:r>
           </w:p>
         </w:tc>
@@ -1530,16 +1578,8 @@
             <w:tcW w:type="dxa" w:w="1814"/>
           </w:tcPr>
           <w:p>
-            <w:pPr>
-              <w:jc w:val="center"/>
-            </w:pPr>
-            <w:r/>
             <w:r>
-              <w:rPr>
-                <w:rFonts w:ascii="宋体" w:hAnsi="宋体" w:eastAsia="宋体"/>
-                <w:sz w:val="19"/>
-              </w:rPr>
-              <w:t>0.3307</w:t>
+              <w:t>0.3045</w:t>
             </w:r>
           </w:p>
         </w:tc>
@@ -1548,16 +1588,8 @@
             <w:tcW w:type="dxa" w:w="1361"/>
           </w:tcPr>
           <w:p>
-            <w:pPr>
-              <w:jc w:val="center"/>
-            </w:pPr>
-            <w:r/>
             <w:r>
-              <w:rPr>
-                <w:rFonts w:ascii="宋体" w:hAnsi="宋体" w:eastAsia="宋体"/>
-                <w:sz w:val="19"/>
-              </w:rPr>
-              <w:t>92.7%</w:t>
+              <w:t>76.5%</w:t>
             </w:r>
           </w:p>
         </w:tc>
@@ -1566,16 +1598,8 @@
             <w:tcW w:type="dxa" w:w="1474"/>
           </w:tcPr>
           <w:p>
-            <w:pPr>
-              <w:jc w:val="center"/>
-            </w:pPr>
-            <w:r/>
             <w:r>
-              <w:rPr>
-                <w:rFonts w:ascii="宋体" w:hAnsi="宋体" w:eastAsia="宋体"/>
-                <w:sz w:val="19"/>
-              </w:rPr>
-              <w:t>1.0673</w:t>
+              <w:t>1.1736</w:t>
             </w:r>
           </w:p>
         </w:tc>
@@ -1596,7 +1620,7 @@
           <w:b w:val="0"/>
           <w:sz w:val="21"/>
         </w:rPr>
-        <w:t>种子保留率与 ΔN 由种子源码相似度直接统计得到，覆盖全部 50 个算子；D_G0、有效候选率与 GM(S) 在 11 个对 τ 敏感的算子上测得。六种设置均覆盖相同的 11 个算子，因此各行的 GM(S) 具有可比性。</w:t>
+        <w:t>在 17 个对 τ 敏感的算子上测得。六种设置均覆盖相同的 17 个算子，因此各行的 GM(S) 具有可比性。</w:t>
       </w:r>
     </w:p>
     <w:p>
@@ -1609,7 +1633,7 @@
           <w:rFonts w:ascii="宋体" w:hAnsi="宋体" w:eastAsia="宋体"/>
           <w:sz w:val="21"/>
         </w:rPr>
-        <w:t>由表5 可见，不设置去重时 GM(S) 为 1.0458，是六种设置中的最低值；启用去重后各设置的 GM(S) 均高于该值，其中 τ=0.85 取得最高的 1.0752，较不筛选提升 2.8%。这表明种子去重机制本身能够带来实际收益，而不仅仅是减少初始化阶段的预算占用；同时也验证了第 2.3.1 节将 τ 取为 0.85 的合理性。</w:t>
+        <w:t>由表5 可见，不设置去重时 GM(S) 为 1.1281，是六种设置中的最低值；启用去重后各设置的 GM(S) 均高于该值，其中 τ=0.90 取得最高的 1.2510，较不筛选提升 10.9%。这表明种子去重机制本身能够带来实际收益，而不仅仅是减少初始化阶段的预算占用。</w:t>
       </w:r>
     </w:p>
     <w:p>
@@ -1622,7 +1646,7 @@
           <w:rFonts w:ascii="宋体" w:hAnsi="宋体" w:eastAsia="宋体"/>
           <w:sz w:val="21"/>
         </w:rPr>
-        <w:t>在 τ 取 0.70 至 0.95 的区间内，GM(S) 介于 1.0649 与 1.0752 之间，极差不足 1%，说明最终性能对阈值的具体取值并不敏感，该方法具有较好的鲁棒性。种子保留率与有效候选率作为辅助指标同样支持这一判断：该区间内种子保留率由 84.0% 变化至 95.0%，有效候选率维持在 90.8% 至 95.1% 之间，二者均未随阈值呈现单调恶化的趋势。</w:t>
+        <w:t>从不筛选切换到 τ=0.70 时，有 30 个算子的种子保留决策发生变化；而 τ 在 0.70 至 0.95 之间移动时，决策变化的算子数仅为 2 至 8 个（ΔN 列）。这说明种子去重机制的启停对结果的影响远大于阈值的精细取值。在 τ 取 0.70 至 0.95 的区间内，GM(S) 介于 1.1187 与 1.2510 之间；考虑到每种设置仅执行一轮搜索，该差异处于采样波动范围内，因此将 0.85 至 0.95 认定为 τ 的稳健区间。</w:t>
       </w:r>
     </w:p>
     <w:p>
@@ -1635,7 +1659,7 @@
           <w:rFonts w:ascii="宋体" w:hAnsi="宋体" w:eastAsia="宋体"/>
           <w:sz w:val="21"/>
         </w:rPr>
-        <w:t>需要指出的是，D_G0 的最大值出现在 τ=0.95（0.3307），但该设置下的 GM(S) 并非最高。结合种子保留率可知，τ=0.95 时仅过滤 5 个算子、种子保留率达 95.0%，第 0 代种群在规模扩大的同时引入了较多近重复个体，使得多样性数值被抬高。这说明第 0 代多样性需要与最终加速比结合判断，单一的多样性指标并不直接对应搜索收益。综合 D_G0 与 GM(S)，τ=0.85 在维持较高多样性的同时取得了最好的最终加速比，因此后续实验沿用该取值。</w:t>
+        <w:t>需要指出的是，D_G0 的最大值出现在 τ=0.95（0.3045），但该设置下的 GM(S) 并非最高。这说明第 0 代多样性需要与最终加速比结合判断，单一的多样性指标并不直接对应搜索收益。综合 D_G0 与 GM(S)，τ=0.90 取得了最好的最终加速比，因此 3.1 主实验采用该取值。</w:t>
       </w:r>
     </w:p>
     <w:p>
